--- a/Seminario de Sistemas/Kit docente/Clase 14/Guion Docente Clase 14 - Preparacion de la sustentacion y cierre.docx
+++ b/Seminario de Sistemas/Kit docente/Clase 14/Guion Docente Clase 14 - Preparacion de la sustentacion y cierre.docx
@@ -192,13 +192,16 @@
       </w:r>
     </w:p>
     <w:p>
+      <w:pPr>
+        <w:spacing w:before="200" w:after="60"/>
+      </w:pPr>
       <w:r>
         <w:rPr>
-          <w:b w:val="0"/>
-          <w:color w:val="4A4A49"/>
-          <w:sz w:val="22"/>
+          <w:b/>
+          <w:color w:val="1A1C1D"/>
+          <w:sz w:val="32"/>
         </w:rPr>
-        <w:t>Sustentar un paquete de diseño no es leer diapositivas ni narrar lo que el equipo hizo cada semana: es demostrar que las decisiones tomadas son defendibles. El jurado, sea el docente o un cliente simulado de la clinica Huellitas, no esta evaluando cuanto trabajaron sino tres cosas concretas: si el diseño resuelve el problema declarado, si las piezas son coherentes entre si y si el equipo entiende lo que entrego. Por eso una sustentacion es un argumento con evidencia, no un recuento cronologico. La diferencia se nota en la primera frase: quien dice hicimos casos de uso, luego clases, luego pantallas, esta narrando; quien dice Huellitas pierde fichas y tarda ocho minutos en encontrar un historial, y este paquete de diseño ataca esos tres problemas asi, esta sustentando. En VetCare la evidencia esta toda disponible: la tabla de RF y RNF, los diagramas UML, el diccionario de datos y el prototipo navegable. El trabajo de hoy es ordenar esa evidencia para que cuente una sola historia.</w:t>
+        <w:t>Apoyo por diapositiva</w:t>
       </w:r>
     </w:p>
     <w:p>
@@ -208,47 +211,149 @@
           <w:color w:val="4A4A49"/>
           <w:sz w:val="22"/>
         </w:rPr>
-        <w:t>El orden de la sustentacion no es libre, es un embudo y tiene una razon logica. Primero el problema, porque nada de lo que sigue tiene sentido si el jurado no sabe que duele en Huellitas. Segundo los requisitos, porque son la promesa concreta: que va a hacer el sistema y con que restricciones. Tercero el modelo, casos de uso y clases, porque muestra como se organiza la solucion. Cuarto la interfaz, porque es donde el jurado por fin ve y toca. Y quinto las decisiones, que es la parte que separa a un equipo que entendio de uno que copio plantillas. Invertir ese orden es el error mas comun: los equipos empiezan mostrando pantallas bonitas, el jurado pregunta que problema resuelve eso y ahi la sustentacion se desarma. Para VetCare doce minutos alcanzan de sobra si se respetan las proporciones: uno y medio para el problema, tres para requisitos, dos para modelo, dos para interfaz en vivo, dos para decisiones y el resto para riesgos y cierre.</w:t>
+        <w:t xml:space="preserve">Todo lo que hay que decir </w:t>
       </w:r>
-    </w:p>
-    <w:p>
+      <w:r>
+        <w:rPr>
+          <w:b/>
+          <w:color w:val="4A4A49"/>
+          <w:sz w:val="22"/>
+        </w:rPr>
+        <w:t>esta proyectado</w:t>
+      </w:r>
       <w:r>
         <w:rPr>
           <w:b w:val="0"/>
           <w:color w:val="4A4A49"/>
           <w:sz w:val="22"/>
         </w:rPr>
-        <w:t>Defender una decision de diseño tiene una estructura fija que conviene memorizar: decision, alternativas consideradas, criterio de eleccion y consecuencia asumida. No basta decir que se hizo, hay que decir contra que se comparo y por que gano. Ejemplo concreto de VetCare: decidimos separar Historia_Clinica de Mascota como clases distintas; la alternativa era guardar diagnosticos y tratamientos como campos dentro de Mascota; el criterio fue que una mascota tiene muchas consultas a lo largo de su vida y una relacion uno a muchos no cabe en campos fijos; la consecuencia es que hay una entidad mas y una consulta adicional al mostrar la ficha, lo cual se acepta porque el RNF de busqueda menor a tres segundos se sostiene con un indice. Otro ejemplo: decidimos que la fecha de nacimiento sea opcional; la alternativa era hacerla obligatoria; el criterio fue que en Huellitas muchos dueños de mascotas rescatadas no la conocen y un campo obligatorio los llevaria a inventar datos; la consecuencia es que la edad se muestra como aproximada cuando el dato falta. Una decision defendida asi resiste cualquier pregunta, porque el jurado ya sabe que el equipo penso en la alternativa.</w:t>
+        <w:t>. Esta seccion dice que subrayar en cada lamina, no repite su contenido.</w:t>
       </w:r>
     </w:p>
     <w:p>
+      <w:r>
+        <w:rPr>
+          <w:b/>
+          <w:color w:val="4A4A49"/>
+          <w:sz w:val="22"/>
+        </w:rPr>
+        <w:t>Sustentar un paquete de diseño no es leer diapositivas ni narrar lo que...</w:t>
+      </w:r>
       <w:r>
         <w:rPr>
           <w:b w:val="0"/>
           <w:color w:val="4A4A49"/>
           <w:sz w:val="22"/>
         </w:rPr>
-        <w:t>Las preguntas del jurado son bastante predecibles y por eso se preparan. Las mas frecuentes en un proyecto como VetCare son: como sabe usted que este requisito es realmente necesario; que pasa si dos recepcionistas registran la misma mascota al mismo tiempo; por que esta clase existe y no es un atributo de otra; como se cumple el requisito no funcional que usted escribio y como se mediria; que pasa si el sistema se cae a mitad de un registro; que dejaron por fuera del alcance y por que; y quien de ustedes hizo esta parte. Hay que preparar la respuesta de cada una en dos frases, sin discursos. Y hay una regla de oro para cuando no se sabe: no se inventa. La respuesta correcta es reconocer el vacio y proponer como se resolveria, por ejemplo no lo modelamos, lo registramos como riesgo abierto y se resolveria agregando una validacion de unicidad por dueño mas nombre en el diccionario de datos. Un jurado castiga mucho mas la improvisacion detectada que la honestidad tecnica.</w:t>
+        <w:t xml:space="preserve"> — 7 vinetas.</w:t>
       </w:r>
     </w:p>
     <w:p>
+      <w:r>
+        <w:rPr>
+          <w:b/>
+          <w:color w:val="4A4A49"/>
+          <w:sz w:val="22"/>
+        </w:rPr>
+        <w:t>El orden de la sustentacion no es libre, es un embudo y tiene una razon...</w:t>
+      </w:r>
       <w:r>
         <w:rPr>
           <w:b w:val="0"/>
           <w:color w:val="4A4A49"/>
           <w:sz w:val="22"/>
         </w:rPr>
-        <w:t>El reparto del guion en bloques con tiempos es criterio de evaluacion, no un detalle logistico. La sustentacion es individual por defecto: el estudiante expone los cinco bloques y responde por todos, y lo que se califica es que cada bloque tenga su rango de minutos y su evidencia en pantalla, no quien lo dice. El orden que funciona para VetCare es: abrir con problema y alcance, seguir con requisitos y trazabilidad, luego los modelos UML, despues el prototipo en vivo y cerrar con decisiones, riesgos y siguiente paso hacia Programacion II. Si el docente autorizo equipo de 2 o 3, se agrega el nombre del responsable a cada bloque, todos los integrantes deben hablar al menos dos minutos y ninguno puede hablar solo de lo suyo: cada persona domina una pieza pero debe conocer el todo, porque el jurado tiene derecho a preguntarle a cualquiera sobre cualquier parte. Se ensaya cronometrado al menos dos veces, en voz alta y de pie, porque el tiempo estimado leyendo en silencio siempre es la mitad del real. Ademas se prepara el plan B tecnico: capturas del prototipo por si falla el internet, el documento en PDF descargado y los diagramas exportados a imagen. Y algo que parece obvio pero se olvida siempre: quien maneja el prototipo debe haberlo recorrido antes haciendo clic en cosas que no estaban en el guion, porque el jurado va a hacer exactamente eso.</w:t>
+        <w:t xml:space="preserve"> — 8 vinetas.</w:t>
       </w:r>
     </w:p>
     <w:p>
+      <w:r>
+        <w:rPr>
+          <w:b/>
+          <w:color w:val="4A4A49"/>
+          <w:sz w:val="22"/>
+        </w:rPr>
+        <w:t>Defender una decision de diseño tiene una estructura fija que conviene... (1/2)</w:t>
+      </w:r>
       <w:r>
         <w:rPr>
           <w:b w:val="0"/>
           <w:color w:val="4A4A49"/>
           <w:sz w:val="22"/>
         </w:rPr>
-        <w:t>Error tipico del docente que no domina el tema: tratar la sustentacion como un tramite y evaluarla por la calidad de las diapositivas o por la fluidez del que mas habla. Eso produce tres distorsiones. Primera, se premia a quien mejor habla aunque su diseño sea inconsistente, y se castiga al estudiante timido cuyo paquete es impecable. Segunda, al no preguntar por trazabilidad, el docente no detecta que el prototipo muestra campos que no estan en el diccionario de datos o que hay un RF que ningun diagrama cubre, que es justo lo que va a explotar en Programacion II. Tercera, al no exigir decisiones justificadas, se acepta el como sin el por que y el estudiante nunca desarrolla el criterio profesional, que es el objetivo real de la asignatura. El antidoto es tener una lista fija de preguntas de trazabilidad y hacerlas siempre: señale en el diagrama de clases donde vive el RF-04; muestre el campo de esta pantalla en el diccionario de datos; digame que alternativa descartaron aqui y con que criterio; y dirigirlas a cualquier parte del paquete, no solo a la que el estudiante acaba de exponer (si hay equipo, a un integrante distinto del que expuso esa parte).</w:t>
+        <w:t xml:space="preserve"> — 5 vinetas.</w:t>
+      </w:r>
+    </w:p>
+    <w:p>
+      <w:r>
+        <w:rPr>
+          <w:b/>
+          <w:color w:val="4A4A49"/>
+          <w:sz w:val="22"/>
+        </w:rPr>
+        <w:t>Defender una decision de diseño tiene una estructura fija que conviene... (2/2)</w:t>
+      </w:r>
+      <w:r>
+        <w:rPr>
+          <w:b w:val="0"/>
+          <w:color w:val="4A4A49"/>
+          <w:sz w:val="22"/>
+        </w:rPr>
+        <w:t xml:space="preserve"> — 3 vinetas.</w:t>
+      </w:r>
+    </w:p>
+    <w:p>
+      <w:r>
+        <w:rPr>
+          <w:b/>
+          <w:color w:val="4A4A49"/>
+          <w:sz w:val="22"/>
+        </w:rPr>
+        <w:t>Las preguntas del jurado son bastante predecibles y por eso se preparan</w:t>
+      </w:r>
+      <w:r>
+        <w:rPr>
+          <w:b w:val="0"/>
+          <w:color w:val="4A4A49"/>
+          <w:sz w:val="22"/>
+        </w:rPr>
+        <w:t xml:space="preserve"> — 7 vinetas.</w:t>
+      </w:r>
+    </w:p>
+    <w:p>
+      <w:r>
+        <w:rPr>
+          <w:b/>
+          <w:color w:val="4A4A49"/>
+          <w:sz w:val="22"/>
+        </w:rPr>
+        <w:t>El reparto del guion en bloques con tiempos es criterio de evaluacion... (1/2)</w:t>
+      </w:r>
+      <w:r>
+        <w:rPr>
+          <w:b w:val="0"/>
+          <w:color w:val="4A4A49"/>
+          <w:sz w:val="22"/>
+        </w:rPr>
+        <w:t xml:space="preserve"> — 4 vinetas.</w:t>
+      </w:r>
+    </w:p>
+    <w:p>
+      <w:r>
+        <w:rPr>
+          <w:b/>
+          <w:color w:val="4A4A49"/>
+          <w:sz w:val="22"/>
+        </w:rPr>
+        <w:t>El reparto del guion en bloques con tiempos es criterio de evaluacion... (2/2)</w:t>
+      </w:r>
+      <w:r>
+        <w:rPr>
+          <w:b w:val="0"/>
+          <w:color w:val="4A4A49"/>
+          <w:sz w:val="22"/>
+        </w:rPr>
+        <w:t xml:space="preserve"> — 4 vinetas.</w:t>
       </w:r>
     </w:p>
     <w:p>

--- a/Seminario de Sistemas/Kit docente/Clase 14/Guion Docente Clase 14 - Preparacion de la sustentacion y cierre.docx
+++ b/Seminario de Sistemas/Kit docente/Clase 14/Guion Docente Clase 14 - Preparacion de la sustentacion y cierre.docx
@@ -237,7 +237,7 @@
           <w:color w:val="4A4A49"/>
           <w:sz w:val="22"/>
         </w:rPr>
-        <w:t>Sustentar un paquete de diseño no es leer diapositivas ni narrar lo que...</w:t>
+        <w:t>Sustentar un paquete de diseño no es leer diapositivas ni narrar lo que... (1/2)</w:t>
       </w:r>
       <w:r>
         <w:rPr>
@@ -245,7 +245,38 @@
           <w:color w:val="4A4A49"/>
           <w:sz w:val="22"/>
         </w:rPr>
-        <w:t xml:space="preserve"> — 7 vinetas.</w:t>
+        <w:t xml:space="preserve"> — 3 vinetas.</w:t>
+      </w:r>
+    </w:p>
+    <w:p>
+      <w:pPr>
+        <w:pStyle w:val="ListBullet2"/>
+      </w:pPr>
+      <w:r>
+        <w:rPr>
+          <w:b w:val="0"/>
+          <w:color w:val="4A4A49"/>
+          <w:sz w:val="22"/>
+        </w:rPr>
+        <w:t>Por eso una sustentacion es un argumento con evidencia, no un recuento cronologico.</w:t>
+      </w:r>
+    </w:p>
+    <w:p>
+      <w:r>
+        <w:rPr>
+          <w:b/>
+          <w:color w:val="4A4A49"/>
+          <w:sz w:val="22"/>
+        </w:rPr>
+        <w:t>Sustentar un paquete de diseño no es leer diapositivas ni narrar lo que... (2/2)</w:t>
+      </w:r>
+      <w:r>
+        <w:rPr>
+          <w:b w:val="0"/>
+          <w:color w:val="4A4A49"/>
+          <w:sz w:val="22"/>
+        </w:rPr>
+        <w:t xml:space="preserve"> — 3 vinetas.</w:t>
       </w:r>
     </w:p>
     <w:p>
@@ -263,7 +294,33 @@
           <w:color w:val="4A4A49"/>
           <w:sz w:val="22"/>
         </w:rPr>
-        <w:t xml:space="preserve"> — 8 vinetas.</w:t>
+        <w:t xml:space="preserve"> — 6 vinetas.</w:t>
+      </w:r>
+    </w:p>
+    <w:p>
+      <w:pPr>
+        <w:pStyle w:val="ListBullet2"/>
+      </w:pPr>
+      <w:r>
+        <w:rPr>
+          <w:b w:val="0"/>
+          <w:color w:val="4A4A49"/>
+          <w:sz w:val="22"/>
+        </w:rPr>
+        <w:t>Primero el problema, porque nada de lo que sigue tiene sentido si el jurado no sabe que duele en Huellitas.</w:t>
+      </w:r>
+    </w:p>
+    <w:p>
+      <w:pPr>
+        <w:pStyle w:val="ListBullet2"/>
+      </w:pPr>
+      <w:r>
+        <w:rPr>
+          <w:b w:val="0"/>
+          <w:color w:val="4A4A49"/>
+          <w:sz w:val="22"/>
+        </w:rPr>
+        <w:t>Tercero el modelo, casos de uso y clases, porque muestra como se organiza la solucion.</w:t>
       </w:r>
     </w:p>
     <w:p>
@@ -281,7 +338,20 @@
           <w:color w:val="4A4A49"/>
           <w:sz w:val="22"/>
         </w:rPr>
-        <w:t xml:space="preserve"> — 5 vinetas.</w:t>
+        <w:t xml:space="preserve"> — 4 vinetas.</w:t>
+      </w:r>
+    </w:p>
+    <w:p>
+      <w:pPr>
+        <w:pStyle w:val="ListBullet2"/>
+      </w:pPr>
+      <w:r>
+        <w:rPr>
+          <w:b w:val="0"/>
+          <w:color w:val="4A4A49"/>
+          <w:sz w:val="22"/>
+        </w:rPr>
+        <w:t>Una decision defendida asi resiste cualquier pregunta, porque el jurado ya sabe que el equipo penso en la alternativa.</w:t>
       </w:r>
     </w:p>
     <w:p>
@@ -317,7 +387,33 @@
           <w:color w:val="4A4A49"/>
           <w:sz w:val="22"/>
         </w:rPr>
-        <w:t xml:space="preserve"> — 7 vinetas.</w:t>
+        <w:t xml:space="preserve"> — 5 vinetas.</w:t>
+      </w:r>
+    </w:p>
+    <w:p>
+      <w:pPr>
+        <w:pStyle w:val="ListBullet2"/>
+      </w:pPr>
+      <w:r>
+        <w:rPr>
+          <w:b w:val="0"/>
+          <w:color w:val="4A4A49"/>
+          <w:sz w:val="22"/>
+        </w:rPr>
+        <w:t>La respuesta correcta es reconocer el vacio y proponer como se resolveria, por ejemplo no lo modelamos, lo registramos como riesgo abierto y se resolveria agregando una validacion de unicidad por dueño mas nombre en el diccionario de datos.</w:t>
+      </w:r>
+    </w:p>
+    <w:p>
+      <w:pPr>
+        <w:pStyle w:val="ListBullet2"/>
+      </w:pPr>
+      <w:r>
+        <w:rPr>
+          <w:b w:val="0"/>
+          <w:color w:val="4A4A49"/>
+          <w:sz w:val="22"/>
+        </w:rPr>
+        <w:t>Un jurado castiga mucho mas la improvisacion detectada que la honestidad tecnica.</w:t>
       </w:r>
     </w:p>
     <w:p>

--- a/Seminario de Sistemas/Kit docente/Clase 14/Guion Docente Clase 14 - Preparacion de la sustentacion y cierre.docx
+++ b/Seminario de Sistemas/Kit docente/Clase 14/Guion Docente Clase 14 - Preparacion de la sustentacion y cierre.docx
@@ -450,6 +450,24 @@
           <w:sz w:val="22"/>
         </w:rPr>
         <w:t xml:space="preserve"> — 4 vinetas.</w:t>
+      </w:r>
+    </w:p>
+    <w:p>
+      <w:r>
+        <w:rPr>
+          <w:b/>
+          <w:color w:val="4A4A49"/>
+          <w:sz w:val="22"/>
+        </w:rPr>
+        <w:t>El guion cronometrado de la sustentacion</w:t>
+      </w:r>
+      <w:r>
+        <w:rPr>
+          <w:b w:val="0"/>
+          <w:color w:val="4A4A49"/>
+          <w:sz w:val="22"/>
+        </w:rPr>
+        <w:t xml:space="preserve"> — 16 vinetas.</w:t>
       </w:r>
     </w:p>
     <w:p>

--- a/Seminario de Sistemas/Kit docente/Clase 14/Guion Docente Clase 14 - Preparacion de la sustentacion y cierre.docx
+++ b/Seminario de Sistemas/Kit docente/Clase 14/Guion Docente Clase 14 - Preparacion de la sustentacion y cierre.docx
@@ -80,7 +80,7 @@
           <w:color w:val="4A4A49"/>
           <w:sz w:val="22"/>
         </w:rPr>
-        <w:t>Hoy avanzamos el PI en:</w:t>
+        <w:t>Avance del PI (si se hace la practica):</w:t>
       </w:r>
       <w:r>
         <w:rPr>
@@ -101,7 +101,7 @@
           <w:color w:val="4A4A49"/>
           <w:sz w:val="22"/>
         </w:rPr>
-        <w:t>Entregable de hoy:</w:t>
+        <w:t>Practica (opcional):</w:t>
       </w:r>
       <w:r>
         <w:rPr>
@@ -109,7 +109,24 @@
           <w:color w:val="4A4A49"/>
           <w:sz w:val="22"/>
         </w:rPr>
-        <w:t xml:space="preserve"> Un documento en Google Docs con el guion minuto a minuto repartido en bloques con tiempos y evidencia (con responsable nominal solo si el docente autorizo equipo), la tabla de tres decisiones de diseño defendidas y el banco de diez preguntas con su respuesta, mas el indice del documento final consolidado, subido a ExamLab.</w:t>
+        <w:t xml:space="preserve"> </w:t>
+      </w:r>
+      <w:r>
+        <w:rPr>
+          <w:rFonts w:ascii="Consolas" w:hAnsi="Consolas"/>
+          <w:b w:val="0"/>
+          <w:color w:val="111111"/>
+          <w:sz w:val="21"/>
+        </w:rPr>
+        <w:t>Clases/Clase 14 - Preparacion de la sustentacion y cierre/Taller PI - Clase 14 - VetCare.docx</w:t>
+      </w:r>
+      <w:r>
+        <w:rPr>
+          <w:b w:val="0"/>
+          <w:color w:val="4A4A49"/>
+          <w:sz w:val="22"/>
+        </w:rPr>
+        <w:t xml:space="preserve"> — no esta en el deck</w:t>
       </w:r>
     </w:p>
     <w:p>
@@ -529,17 +546,7 @@
           <w:color w:val="4A4A49"/>
           <w:sz w:val="22"/>
         </w:rPr>
-        <w:t xml:space="preserve"> «Hoy avanzamos VetCare en: Queda armado el guion cronometrado de sustentacion de VetCare y consolidado el documento final de diseño en una sola pieza coherente. La teoria es corta; el peso esta en</w:t>
-      </w:r>
-    </w:p>
-    <w:p>
-      <w:r>
-        <w:rPr>
-          <w:b w:val="0"/>
-          <w:color w:val="4A4A49"/>
-          <w:sz w:val="22"/>
-        </w:rPr>
-        <w:t>el taller del proyecto.»</w:t>
+        <w:t xml:space="preserve"> «Hoy el tema es: Preparacion de la sustentacion y cierre. Todo lo que vamos a ver esta en las laminas.»</w:t>
       </w:r>
     </w:p>
     <w:p>
@@ -572,7 +579,7 @@
           <w:color w:val="4A4A49"/>
           <w:sz w:val="22"/>
         </w:rPr>
-        <w:t>Cubrir el fundamento de arriba apoyandose en la slide «Teoria Core» y en la de codigo</w:t>
+        <w:t>Cubrir el fundamento de arriba apoyandose en las laminas de teoria (una por concepto)</w:t>
       </w:r>
     </w:p>
     <w:p>
@@ -582,7 +589,7 @@
           <w:color w:val="4A4A49"/>
           <w:sz w:val="22"/>
         </w:rPr>
-        <w:t>proyectable. Cada 8-10 min, amarrar al producto: «esto es lo que van a dejar hoy en VetCare».</w:t>
+        <w:t>y en las de codigo proyectable. Cada 8-10 min, amarrar al producto: «esto es lo que van a dejar hoy en VetCare».</w:t>
       </w:r>
     </w:p>
     <w:p>
@@ -667,7 +674,46 @@
           <w:color w:val="1A1C1D"/>
           <w:sz w:val="32"/>
         </w:rPr>
-        <w:t>60-105 · Taller guiado = avance del PI</w:t>
+        <w:t>60-105 · Practica guiada (OPCIONAL) = avance del PI</w:t>
+      </w:r>
+    </w:p>
+    <w:p>
+      <w:r>
+        <w:rPr>
+          <w:b w:val="0"/>
+          <w:color w:val="4A4A49"/>
+          <w:sz w:val="22"/>
+        </w:rPr>
+        <w:t>No hay laminas para esta franja: la guia es el archivo</w:t>
+      </w:r>
+    </w:p>
+    <w:p>
+      <w:r>
+        <w:rPr>
+          <w:rFonts w:ascii="Consolas" w:hAnsi="Consolas"/>
+          <w:b w:val="0"/>
+          <w:color w:val="111111"/>
+          <w:sz w:val="21"/>
+        </w:rPr>
+        <w:t>Clases/Clase 14 - Preparacion de la sustentacion y cierre/Taller PI - Clase 14 - VetCare.docx</w:t>
+      </w:r>
+      <w:r>
+        <w:rPr>
+          <w:b w:val="0"/>
+          <w:color w:val="4A4A49"/>
+          <w:sz w:val="22"/>
+        </w:rPr>
+        <w:t xml:space="preserve"> (compartirlo, no proyectarlo).</w:t>
+      </w:r>
+    </w:p>
+    <w:p>
+      <w:r>
+        <w:rPr>
+          <w:b w:val="0"/>
+          <w:color w:val="4A4A49"/>
+          <w:sz w:val="22"/>
+        </w:rPr>
+        <w:t>Si hoy no se hace, usar el tiempo para profundizar la teoria y la demo.</w:t>
       </w:r>
     </w:p>
     <w:p>
@@ -677,7 +723,7 @@
           <w:color w:val="4A4A49"/>
           <w:sz w:val="22"/>
         </w:rPr>
-        <w:t>Decir:</w:t>
+        <w:t>Decir (si se hace):</w:t>
       </w:r>
       <w:r>
         <w:rPr>
@@ -793,7 +839,7 @@
           <w:color w:val="1A1C1D"/>
           <w:sz w:val="32"/>
         </w:rPr>
-        <w:t>105-120 · Criterios de exito y cierre</w:t>
+        <w:t>105-120 · Sintesis y cierre</w:t>
       </w:r>
     </w:p>
     <w:p>
@@ -803,7 +849,7 @@
           <w:color w:val="4A4A49"/>
           <w:sz w:val="22"/>
         </w:rPr>
-        <w:t>Repasar el checklist de la slide de criterios.</w:t>
+        <w:t>Si hubo practica, repasar los criterios de exito del archivo del taller (no estan en el deck).</w:t>
       </w:r>
     </w:p>
     <w:p>
@@ -858,7 +904,7 @@
           <w:color w:val="4A4A49"/>
           <w:sz w:val="22"/>
         </w:rPr>
-        <w:t>Decir:</w:t>
+        <w:t>Decir (si hubo practica):</w:t>
       </w:r>
       <w:r>
         <w:rPr>

--- a/Seminario de Sistemas/Kit docente/Clase 14/Guion Docente Clase 14 - Preparacion de la sustentacion y cierre.docx
+++ b/Seminario de Sistemas/Kit docente/Clase 14/Guion Docente Clase 14 - Preparacion de la sustentacion y cierre.docx
@@ -324,7 +324,7 @@
           <w:color w:val="4A4A49"/>
           <w:sz w:val="22"/>
         </w:rPr>
-        <w:t>Primero el problema, porque nada de lo que sigue tiene sentido si el jurado no sabe que duele en Huellitas.</w:t>
+        <w:t>Primero el problema, porque nada de lo que sigue tiene sentido si el jurado no sabe que duele en la clinica.</w:t>
       </w:r>
     </w:p>
     <w:p>

--- a/Seminario de Sistemas/Kit docente/Clase 14/Guion Docente Clase 14 - Preparacion de la sustentacion y cierre.docx
+++ b/Seminario de Sistemas/Kit docente/Clase 14/Guion Docente Clase 14 - Preparacion de la sustentacion y cierre.docx
@@ -279,6 +279,19 @@
       </w:r>
     </w:p>
     <w:p>
+      <w:pPr>
+        <w:pStyle w:val="ListBullet2"/>
+      </w:pPr>
+      <w:r>
+        <w:rPr>
+          <w:b w:val="0"/>
+          <w:color w:val="4A4A49"/>
+          <w:sz w:val="22"/>
+        </w:rPr>
+        <w:t>En la clinica esa historia empieza por el problema, las fichas de papel que se pierden y los ocho minutos para encontrar un historial, y termina mostrando en el prototipo como cada requisito queda resuelto.</w:t>
+      </w:r>
+    </w:p>
+    <w:p>
       <w:r>
         <w:rPr>
           <w:b/>
@@ -293,7 +306,7 @@
           <w:color w:val="4A4A49"/>
           <w:sz w:val="22"/>
         </w:rPr>
-        <w:t xml:space="preserve"> — 3 vinetas.</w:t>
+        <w:t xml:space="preserve"> — 5 vinetas.</w:t>
       </w:r>
     </w:p>
     <w:p>
@@ -440,7 +453,7 @@
           <w:color w:val="4A4A49"/>
           <w:sz w:val="22"/>
         </w:rPr>
-        <w:t>El reparto del guion en bloques con tiempos es criterio de evaluacion... (1/2)</w:t>
+        <w:t>El reparto del guion en bloques con tiempos es lo que sostiene una... (1/2)</w:t>
       </w:r>
       <w:r>
         <w:rPr>
@@ -458,7 +471,7 @@
           <w:color w:val="4A4A49"/>
           <w:sz w:val="22"/>
         </w:rPr>
-        <w:t>El reparto del guion en bloques con tiempos es criterio de evaluacion... (2/2)</w:t>
+        <w:t>El reparto del guion en bloques con tiempos es lo que sostiene una... (2/2)</w:t>
       </w:r>
       <w:r>
         <w:rPr>

--- a/Seminario de Sistemas/Kit docente/Clase 14/Guion Docente Clase 14 - Preparacion de la sustentacion y cierre.docx
+++ b/Seminario de Sistemas/Kit docente/Clase 14/Guion Docente Clase 14 - Preparacion de la sustentacion y cierre.docx
@@ -254,7 +254,7 @@
           <w:color w:val="4A4A49"/>
           <w:sz w:val="22"/>
         </w:rPr>
-        <w:t>Sustentar un paquete de diseño no es leer diapositivas ni narrar lo que... (1/2)</w:t>
+        <w:t>[Slide 4] Sustentar es defender decisiones</w:t>
       </w:r>
       <w:r>
         <w:rPr>
@@ -262,7 +262,137 @@
           <w:color w:val="4A4A49"/>
           <w:sz w:val="22"/>
         </w:rPr>
-        <w:t xml:space="preserve"> — 3 vinetas.</w:t>
+        <w:t xml:space="preserve"> — 4 vinetas.</w:t>
+      </w:r>
+    </w:p>
+    <w:p>
+      <w:pPr>
+        <w:pStyle w:val="ListBullet2"/>
+      </w:pPr>
+      <w:r>
+        <w:rPr>
+          <w:b w:val="0"/>
+          <w:color w:val="4A4A49"/>
+          <w:sz w:val="22"/>
+        </w:rPr>
+        <w:t>DESARROLLO (para explicarlo, no se proyecta):</w:t>
+      </w:r>
+    </w:p>
+    <w:p>
+      <w:pPr>
+        <w:pStyle w:val="ListBullet2"/>
+      </w:pPr>
+      <w:r>
+        <w:rPr>
+          <w:b w:val="0"/>
+          <w:color w:val="4A4A49"/>
+          <w:sz w:val="22"/>
+        </w:rPr>
+        <w:t>Sustentar un paquete de diseño no es leer diapositivas ni narrar lo que el equipo hizo cada semana: es demostrar que las decisiones tomadas son defendibles.</w:t>
+      </w:r>
+    </w:p>
+    <w:p>
+      <w:pPr>
+        <w:pStyle w:val="ListBullet2"/>
+      </w:pPr>
+      <w:r>
+        <w:rPr>
+          <w:b w:val="0"/>
+          <w:color w:val="4A4A49"/>
+          <w:sz w:val="22"/>
+        </w:rPr>
+        <w:t>El jurado, sea el docente o un cliente simulado de la clinica, no esta evaluando cuanto trabajaron sino tres cosas concretas: si el diseño resuelve el problema declarado, si las piezas son coherentes entre si y si el equipo entiende lo que entrego.</w:t>
+      </w:r>
+    </w:p>
+    <w:p>
+      <w:pPr>
+        <w:pStyle w:val="ListBullet2"/>
+      </w:pPr>
+      <w:r>
+        <w:rPr>
+          <w:b w:val="0"/>
+          <w:color w:val="4A4A49"/>
+          <w:sz w:val="22"/>
+        </w:rPr>
+        <w:t>La diferencia se nota en la primera frase: quien dice hicimos casos de uso, luego clases, luego pantallas, esta narrando; quien dice la clinica pierde fichas y tarda ocho minutos en encontrar un historial</w:t>
+      </w:r>
+    </w:p>
+    <w:p>
+      <w:pPr>
+        <w:pStyle w:val="ListBullet2"/>
+      </w:pPr>
+      <w:r>
+        <w:rPr>
+          <w:b w:val="0"/>
+          <w:color w:val="4A4A49"/>
+          <w:sz w:val="22"/>
+        </w:rPr>
+        <w:t>Y este paquete de diseño ataca esos tres problemas asi, esta sustentando.</w:t>
+      </w:r>
+    </w:p>
+    <w:p>
+      <w:pPr>
+        <w:pStyle w:val="ListBullet2"/>
+      </w:pPr>
+      <w:r>
+        <w:rPr>
+          <w:b w:val="0"/>
+          <w:color w:val="4A4A49"/>
+          <w:sz w:val="22"/>
+        </w:rPr>
+        <w:t>En la clinica la evidencia esta toda disponible: la tabla de RF y RNF, los diagramas UML, el diccionario de datos y el prototipo navegable.</w:t>
+      </w:r>
+    </w:p>
+    <w:p>
+      <w:pPr>
+        <w:pStyle w:val="ListBullet2"/>
+      </w:pPr>
+      <w:r>
+        <w:rPr>
+          <w:b w:val="0"/>
+          <w:color w:val="4A4A49"/>
+          <w:sz w:val="22"/>
+        </w:rPr>
+        <w:t>El trabajo de hoy es ordenar esa evidencia para que cuente una sola historia.</w:t>
+      </w:r>
+    </w:p>
+    <w:p>
+      <w:pPr>
+        <w:pStyle w:val="ListBullet2"/>
+      </w:pPr>
+      <w:r>
+        <w:rPr>
+          <w:b w:val="0"/>
+          <w:color w:val="4A4A49"/>
+          <w:sz w:val="22"/>
+        </w:rPr>
+        <w:t>Una sustentacion es, por definicion, la defensa oral de un conjunto de decisiones frente a quien las va a evaluar o a usar.</w:t>
+      </w:r>
+    </w:p>
+    <w:p>
+      <w:pPr>
+        <w:pStyle w:val="ListBullet2"/>
+      </w:pPr>
+      <w:r>
+        <w:rPr>
+          <w:b w:val="0"/>
+          <w:color w:val="4A4A49"/>
+          <w:sz w:val="22"/>
+        </w:rPr>
+        <w:t>El error comun es ordenar la exposicion por documento, primero requisitos y luego diagramas, en lugar de ordenarla por problema resuelto.</w:t>
+      </w:r>
+    </w:p>
+    <w:p>
+      <w:pPr>
+        <w:pStyle w:val="ListBullet2"/>
+      </w:pPr>
+      <w:r>
+        <w:rPr>
+          <w:b w:val="0"/>
+          <w:color w:val="4A4A49"/>
+          <w:sz w:val="22"/>
+        </w:rPr>
+        <w:t>NOTAS:</w:t>
       </w:r>
     </w:p>
     <w:p>
@@ -298,7 +428,7 @@
           <w:color w:val="4A4A49"/>
           <w:sz w:val="22"/>
         </w:rPr>
-        <w:t>Sustentar un paquete de diseño no es leer diapositivas ni narrar lo que... (2/2)</w:t>
+        <w:t>[Slide 5] El orden en embudo</w:t>
       </w:r>
       <w:r>
         <w:rPr>
@@ -306,25 +436,124 @@
           <w:color w:val="4A4A49"/>
           <w:sz w:val="22"/>
         </w:rPr>
-        <w:t xml:space="preserve"> — 5 vinetas.</w:t>
+        <w:t xml:space="preserve"> — 4 vinetas.</w:t>
       </w:r>
     </w:p>
     <w:p>
-      <w:r>
-        <w:rPr>
-          <w:b/>
-          <w:color w:val="4A4A49"/>
-          <w:sz w:val="22"/>
-        </w:rPr>
-        <w:t>El orden de la sustentacion no es libre, es un embudo y tiene una razon...</w:t>
-      </w:r>
+      <w:pPr>
+        <w:pStyle w:val="ListBullet2"/>
+      </w:pPr>
       <w:r>
         <w:rPr>
           <w:b w:val="0"/>
           <w:color w:val="4A4A49"/>
           <w:sz w:val="22"/>
         </w:rPr>
-        <w:t xml:space="preserve"> — 6 vinetas.</w:t>
+        <w:t>DESARROLLO (para explicarlo, no se proyecta):</w:t>
+      </w:r>
+    </w:p>
+    <w:p>
+      <w:pPr>
+        <w:pStyle w:val="ListBullet2"/>
+      </w:pPr>
+      <w:r>
+        <w:rPr>
+          <w:b w:val="0"/>
+          <w:color w:val="4A4A49"/>
+          <w:sz w:val="22"/>
+        </w:rPr>
+        <w:t>El orden de la sustentacion no es libre, es un embudo y tiene una razon logica.</w:t>
+      </w:r>
+    </w:p>
+    <w:p>
+      <w:pPr>
+        <w:pStyle w:val="ListBullet2"/>
+      </w:pPr>
+      <w:r>
+        <w:rPr>
+          <w:b w:val="0"/>
+          <w:color w:val="4A4A49"/>
+          <w:sz w:val="22"/>
+        </w:rPr>
+        <w:t>Segundo los requisitos, porque son la promesa concreta: que va a hacer el sistema y con que restricciones.</w:t>
+      </w:r>
+    </w:p>
+    <w:p>
+      <w:pPr>
+        <w:pStyle w:val="ListBullet2"/>
+      </w:pPr>
+      <w:r>
+        <w:rPr>
+          <w:b w:val="0"/>
+          <w:color w:val="4A4A49"/>
+          <w:sz w:val="22"/>
+        </w:rPr>
+        <w:t>Cuarto la interfaz, porque es donde el jurado por fin ve y toca.</w:t>
+      </w:r>
+    </w:p>
+    <w:p>
+      <w:pPr>
+        <w:pStyle w:val="ListBullet2"/>
+      </w:pPr>
+      <w:r>
+        <w:rPr>
+          <w:b w:val="0"/>
+          <w:color w:val="4A4A49"/>
+          <w:sz w:val="22"/>
+        </w:rPr>
+        <w:t>Y quinto las decisiones, que es la parte que separa a un equipo que entendio de uno que copio plantillas.</w:t>
+      </w:r>
+    </w:p>
+    <w:p>
+      <w:pPr>
+        <w:pStyle w:val="ListBullet2"/>
+      </w:pPr>
+      <w:r>
+        <w:rPr>
+          <w:b w:val="0"/>
+          <w:color w:val="4A4A49"/>
+          <w:sz w:val="22"/>
+        </w:rPr>
+        <w:t>Invertir ese orden es el error mas comun: los equipos empiezan mostrando pantallas bonitas, el jurado pregunta que problema resuelve eso y ahi la sustentacion se desarma.</w:t>
+      </w:r>
+    </w:p>
+    <w:p>
+      <w:pPr>
+        <w:pStyle w:val="ListBullet2"/>
+      </w:pPr>
+      <w:r>
+        <w:rPr>
+          <w:b w:val="0"/>
+          <w:color w:val="4A4A49"/>
+          <w:sz w:val="22"/>
+        </w:rPr>
+        <w:t>Para la clinica doce minutos alcanzan de sobra si se respetan las proporciones: uno y medio para el problema, uno y medio para el alcance</w:t>
+      </w:r>
+    </w:p>
+    <w:p>
+      <w:pPr>
+        <w:pStyle w:val="ListBullet2"/>
+      </w:pPr>
+      <w:r>
+        <w:rPr>
+          <w:b w:val="0"/>
+          <w:color w:val="4A4A49"/>
+          <w:sz w:val="22"/>
+        </w:rPr>
+        <w:t>Dos para requisitos, dos para modelo, dos para interfaz en vivo, dos para decisiones y el ultimo minuto para riesgos y cierre.</w:t>
+      </w:r>
+    </w:p>
+    <w:p>
+      <w:pPr>
+        <w:pStyle w:val="ListBullet2"/>
+      </w:pPr>
+      <w:r>
+        <w:rPr>
+          <w:b w:val="0"/>
+          <w:color w:val="4A4A49"/>
+          <w:sz w:val="22"/>
+        </w:rPr>
+        <w:t>NOTAS:</w:t>
       </w:r>
     </w:p>
     <w:p>
@@ -360,7 +589,7 @@
           <w:color w:val="4A4A49"/>
           <w:sz w:val="22"/>
         </w:rPr>
-        <w:t>Defender una decision de diseño tiene una estructura fija que conviene... (1/2)</w:t>
+        <w:t>[Slide 6] Cómo se defiende una decisión</w:t>
       </w:r>
       <w:r>
         <w:rPr>
@@ -369,6 +598,123 @@
           <w:sz w:val="22"/>
         </w:rPr>
         <w:t xml:space="preserve"> — 4 vinetas.</w:t>
+      </w:r>
+    </w:p>
+    <w:p>
+      <w:pPr>
+        <w:pStyle w:val="ListBullet2"/>
+      </w:pPr>
+      <w:r>
+        <w:rPr>
+          <w:b w:val="0"/>
+          <w:color w:val="4A4A49"/>
+          <w:sz w:val="22"/>
+        </w:rPr>
+        <w:t>DESARROLLO (para explicarlo, no se proyecta):</w:t>
+      </w:r>
+    </w:p>
+    <w:p>
+      <w:pPr>
+        <w:pStyle w:val="ListBullet2"/>
+      </w:pPr>
+      <w:r>
+        <w:rPr>
+          <w:b w:val="0"/>
+          <w:color w:val="4A4A49"/>
+          <w:sz w:val="22"/>
+        </w:rPr>
+        <w:t>Defender una decision de diseño tiene una estructura fija que conviene memorizar: decision, alternativas consideradas, criterio de eleccion y consecuencia asumida.</w:t>
+      </w:r>
+    </w:p>
+    <w:p>
+      <w:pPr>
+        <w:pStyle w:val="ListBullet2"/>
+      </w:pPr>
+      <w:r>
+        <w:rPr>
+          <w:b w:val="0"/>
+          <w:color w:val="4A4A49"/>
+          <w:sz w:val="22"/>
+        </w:rPr>
+        <w:t>Ejemplo concreto de la clinica: decidimos separar Historia_Clinica de Mascota como clases distintas; la alternativa era guardar diagnosticos y tratamientos como campos dentro de Mascota</w:t>
+      </w:r>
+    </w:p>
+    <w:p>
+      <w:pPr>
+        <w:pStyle w:val="ListBullet2"/>
+      </w:pPr>
+      <w:r>
+        <w:rPr>
+          <w:b w:val="0"/>
+          <w:color w:val="4A4A49"/>
+          <w:sz w:val="22"/>
+        </w:rPr>
+        <w:t>El criterio fue que una mascota tiene muchas consultas a lo largo de su vida y una relacion uno a muchos no cabe en campos fijos</w:t>
+      </w:r>
+    </w:p>
+    <w:p>
+      <w:pPr>
+        <w:pStyle w:val="ListBullet2"/>
+      </w:pPr>
+      <w:r>
+        <w:rPr>
+          <w:b w:val="0"/>
+          <w:color w:val="4A4A49"/>
+          <w:sz w:val="22"/>
+        </w:rPr>
+        <w:t>La consecuencia es que hay una entidad mas y una consulta adicional al mostrar la ficha, lo cual se acepta porque el RNF de busqueda menor a tres segundos se sostiene con un indice.</w:t>
+      </w:r>
+    </w:p>
+    <w:p>
+      <w:pPr>
+        <w:pStyle w:val="ListBullet2"/>
+      </w:pPr>
+      <w:r>
+        <w:rPr>
+          <w:b w:val="0"/>
+          <w:color w:val="4A4A49"/>
+          <w:sz w:val="22"/>
+        </w:rPr>
+        <w:t>Otro ejemplo: decidimos que la fecha de nacimiento sea opcional; la alternativa era hacerla obligatoria</w:t>
+      </w:r>
+    </w:p>
+    <w:p>
+      <w:pPr>
+        <w:pStyle w:val="ListBullet2"/>
+      </w:pPr>
+      <w:r>
+        <w:rPr>
+          <w:b w:val="0"/>
+          <w:color w:val="4A4A49"/>
+          <w:sz w:val="22"/>
+        </w:rPr>
+        <w:t>El criterio fue que en la clinica muchos dueños de mascotas rescatadas no la conocen y un campo obligatorio los llevaria a inventar datos; la consecuencia es que la edad se muestra como aproximada cuando el dato falta.</w:t>
+      </w:r>
+    </w:p>
+    <w:p>
+      <w:pPr>
+        <w:pStyle w:val="ListBullet2"/>
+      </w:pPr>
+      <w:r>
+        <w:rPr>
+          <w:b w:val="0"/>
+          <w:color w:val="4A4A49"/>
+          <w:sz w:val="22"/>
+        </w:rPr>
+        <w:t>NOTAS:</w:t>
+      </w:r>
+    </w:p>
+    <w:p>
+      <w:pPr>
+        <w:pStyle w:val="ListBullet2"/>
+      </w:pPr>
+      <w:r>
+        <w:rPr>
+          <w:b w:val="0"/>
+          <w:color w:val="4A4A49"/>
+          <w:sz w:val="22"/>
+        </w:rPr>
+        <w:t>No basta decir que se hizo, hay que decir contra que se comparo y por que gano.</w:t>
       </w:r>
     </w:p>
     <w:p>
@@ -391,7 +737,7 @@
           <w:color w:val="4A4A49"/>
           <w:sz w:val="22"/>
         </w:rPr>
-        <w:t>Defender una decision de diseño tiene una estructura fija que conviene... (2/2)</w:t>
+        <w:t>[Slide 7] Las preguntas previsibles del jurado</w:t>
       </w:r>
       <w:r>
         <w:rPr>
@@ -399,25 +745,98 @@
           <w:color w:val="4A4A49"/>
           <w:sz w:val="22"/>
         </w:rPr>
-        <w:t xml:space="preserve"> — 3 vinetas.</w:t>
+        <w:t xml:space="preserve"> — 4 vinetas.</w:t>
       </w:r>
     </w:p>
     <w:p>
-      <w:r>
-        <w:rPr>
-          <w:b/>
-          <w:color w:val="4A4A49"/>
-          <w:sz w:val="22"/>
-        </w:rPr>
-        <w:t>Las preguntas del jurado son bastante predecibles y por eso se preparan</w:t>
-      </w:r>
+      <w:pPr>
+        <w:pStyle w:val="ListBullet2"/>
+      </w:pPr>
       <w:r>
         <w:rPr>
           <w:b w:val="0"/>
           <w:color w:val="4A4A49"/>
           <w:sz w:val="22"/>
         </w:rPr>
-        <w:t xml:space="preserve"> — 5 vinetas.</w:t>
+        <w:t>DESARROLLO (para explicarlo, no se proyecta):</w:t>
+      </w:r>
+    </w:p>
+    <w:p>
+      <w:pPr>
+        <w:pStyle w:val="ListBullet2"/>
+      </w:pPr>
+      <w:r>
+        <w:rPr>
+          <w:b w:val="0"/>
+          <w:color w:val="4A4A49"/>
+          <w:sz w:val="22"/>
+        </w:rPr>
+        <w:t>Las preguntas del jurado son bastante predecibles y por eso se preparan.</w:t>
+      </w:r>
+    </w:p>
+    <w:p>
+      <w:pPr>
+        <w:pStyle w:val="ListBullet2"/>
+      </w:pPr>
+      <w:r>
+        <w:rPr>
+          <w:b w:val="0"/>
+          <w:color w:val="4A4A49"/>
+          <w:sz w:val="22"/>
+        </w:rPr>
+        <w:t>Las mas frecuentes en un proyecto como el de la clinica son: como sabe usted que este requisito es realmente necesario; que pasa si dos recepcionistas registran la misma mascota al mismo tiempo; por que esta clase existe y no es un atributo de otra</w:t>
+      </w:r>
+    </w:p>
+    <w:p>
+      <w:pPr>
+        <w:pStyle w:val="ListBullet2"/>
+      </w:pPr>
+      <w:r>
+        <w:rPr>
+          <w:b w:val="0"/>
+          <w:color w:val="4A4A49"/>
+          <w:sz w:val="22"/>
+        </w:rPr>
+        <w:t>Como se cumple el requisito no funcional que usted escribio y como se mediria; que pasa si el sistema se cae a mitad de un registro; que dejaron por fuera del alcance y por que; y quien de ustedes hizo esta parte.</w:t>
+      </w:r>
+    </w:p>
+    <w:p>
+      <w:pPr>
+        <w:pStyle w:val="ListBullet2"/>
+      </w:pPr>
+      <w:r>
+        <w:rPr>
+          <w:b w:val="0"/>
+          <w:color w:val="4A4A49"/>
+          <w:sz w:val="22"/>
+        </w:rPr>
+        <w:t>Hay que preparar la respuesta de cada una en dos frases, sin discursos.</w:t>
+      </w:r>
+    </w:p>
+    <w:p>
+      <w:pPr>
+        <w:pStyle w:val="ListBullet2"/>
+      </w:pPr>
+      <w:r>
+        <w:rPr>
+          <w:b w:val="0"/>
+          <w:color w:val="4A4A49"/>
+          <w:sz w:val="22"/>
+        </w:rPr>
+        <w:t>Y hay una regla de oro para cuando no se sabe: no se inventa.</w:t>
+      </w:r>
+    </w:p>
+    <w:p>
+      <w:pPr>
+        <w:pStyle w:val="ListBullet2"/>
+      </w:pPr>
+      <w:r>
+        <w:rPr>
+          <w:b w:val="0"/>
+          <w:color w:val="4A4A49"/>
+          <w:sz w:val="22"/>
+        </w:rPr>
+        <w:t>NOTAS:</w:t>
       </w:r>
     </w:p>
     <w:p>
@@ -453,7 +872,7 @@
           <w:color w:val="4A4A49"/>
           <w:sz w:val="22"/>
         </w:rPr>
-        <w:t>El reparto del guion en bloques con tiempos es lo que sostiene una... (1/2)</w:t>
+        <w:t>[Slide 8] El guion en bloques con tiempos</w:t>
       </w:r>
       <w:r>
         <w:rPr>
@@ -465,21 +884,133 @@
       </w:r>
     </w:p>
     <w:p>
-      <w:r>
-        <w:rPr>
-          <w:b/>
-          <w:color w:val="4A4A49"/>
-          <w:sz w:val="22"/>
-        </w:rPr>
-        <w:t>El reparto del guion en bloques con tiempos es lo que sostiene una... (2/2)</w:t>
-      </w:r>
+      <w:pPr>
+        <w:pStyle w:val="ListBullet2"/>
+      </w:pPr>
       <w:r>
         <w:rPr>
           <w:b w:val="0"/>
           <w:color w:val="4A4A49"/>
           <w:sz w:val="22"/>
         </w:rPr>
-        <w:t xml:space="preserve"> — 4 vinetas.</w:t>
+        <w:t>DESARROLLO (para explicarlo, no se proyecta):</w:t>
+      </w:r>
+    </w:p>
+    <w:p>
+      <w:pPr>
+        <w:pStyle w:val="ListBullet2"/>
+      </w:pPr>
+      <w:r>
+        <w:rPr>
+          <w:b w:val="0"/>
+          <w:color w:val="4A4A49"/>
+          <w:sz w:val="22"/>
+        </w:rPr>
+        <w:t>El reparto del guion en bloques con tiempos es lo que sostiene una sustentacion, no un detalle logistico.</w:t>
+      </w:r>
+    </w:p>
+    <w:p>
+      <w:pPr>
+        <w:pStyle w:val="ListBullet2"/>
+      </w:pPr>
+      <w:r>
+        <w:rPr>
+          <w:b w:val="0"/>
+          <w:color w:val="4A4A49"/>
+          <w:sz w:val="22"/>
+        </w:rPr>
+        <w:t>La sustentacion es individual por defecto: el estudiante expone los cinco bloques y responde por todos, y lo que importa es que cada bloque tenga su rango de minutos y su evidencia en pantalla, no quien lo dice.</w:t>
+      </w:r>
+    </w:p>
+    <w:p>
+      <w:pPr>
+        <w:pStyle w:val="ListBullet2"/>
+      </w:pPr>
+      <w:r>
+        <w:rPr>
+          <w:b w:val="0"/>
+          <w:color w:val="4A4A49"/>
+          <w:sz w:val="22"/>
+        </w:rPr>
+        <w:t>El orden que funciona para la clinica es: abrir con problema y alcance, seguir con requisitos y trazabilidad, luego los modelos UML, despues el prototipo en vivo y cerrar con decisiones, riesgos y siguiente paso hacia Programacion II.</w:t>
+      </w:r>
+    </w:p>
+    <w:p>
+      <w:pPr>
+        <w:pStyle w:val="ListBullet2"/>
+      </w:pPr>
+      <w:r>
+        <w:rPr>
+          <w:b w:val="0"/>
+          <w:color w:val="4A4A49"/>
+          <w:sz w:val="22"/>
+        </w:rPr>
+        <w:t>Si el docente autorizo equipo de 2 o 3, se agrega el nombre del responsable a cada bloque, todos los integrantes deben hablar al menos dos minutos y ninguno puede hablar solo de lo suyo: cada persona domina una pieza pero debe conocer el todo</w:t>
+      </w:r>
+    </w:p>
+    <w:p>
+      <w:pPr>
+        <w:pStyle w:val="ListBullet2"/>
+      </w:pPr>
+      <w:r>
+        <w:rPr>
+          <w:b w:val="0"/>
+          <w:color w:val="4A4A49"/>
+          <w:sz w:val="22"/>
+        </w:rPr>
+        <w:t>Porque el jurado tiene derecho a preguntarle a cualquiera sobre cualquier parte.</w:t>
+      </w:r>
+    </w:p>
+    <w:p>
+      <w:pPr>
+        <w:pStyle w:val="ListBullet2"/>
+      </w:pPr>
+      <w:r>
+        <w:rPr>
+          <w:b w:val="0"/>
+          <w:color w:val="4A4A49"/>
+          <w:sz w:val="22"/>
+        </w:rPr>
+        <w:t>Ademas se prepara el plan B tecnico: capturas del prototipo por si falla el internet, el documento en PDF descargado y los diagramas exportados a imagen.</w:t>
+      </w:r>
+    </w:p>
+    <w:p>
+      <w:pPr>
+        <w:pStyle w:val="ListBullet2"/>
+      </w:pPr>
+      <w:r>
+        <w:rPr>
+          <w:b w:val="0"/>
+          <w:color w:val="4A4A49"/>
+          <w:sz w:val="22"/>
+        </w:rPr>
+        <w:t>Y algo que parece obvio pero se olvida siempre: quien maneja el prototipo debe haberlo recorrido antes haciendo clic en cosas que no estaban en el guion, porque el jurado va a hacer exactamente eso.</w:t>
+      </w:r>
+    </w:p>
+    <w:p>
+      <w:pPr>
+        <w:pStyle w:val="ListBullet2"/>
+      </w:pPr>
+      <w:r>
+        <w:rPr>
+          <w:b w:val="0"/>
+          <w:color w:val="4A4A49"/>
+          <w:sz w:val="22"/>
+        </w:rPr>
+        <w:t>NOTAS:</w:t>
+      </w:r>
+    </w:p>
+    <w:p>
+      <w:pPr>
+        <w:pStyle w:val="ListBullet2"/>
+      </w:pPr>
+      <w:r>
+        <w:rPr>
+          <w:b w:val="0"/>
+          <w:color w:val="4A4A49"/>
+          <w:sz w:val="22"/>
+        </w:rPr>
+        <w:t>Se ensaya cronometrado al menos dos veces, en voz alta y de pie, porque el tiempo estimado leyendo en silencio siempre es la mitad del real.</w:t>
       </w:r>
     </w:p>
     <w:p>
@@ -489,7 +1020,7 @@
           <w:color w:val="4A4A49"/>
           <w:sz w:val="22"/>
         </w:rPr>
-        <w:t>El guion cronometrado de la sustentacion</w:t>
+        <w:t>[Slide 9] El guion cronometrado de la sustentacion</w:t>
       </w:r>
       <w:r>
         <w:rPr>
@@ -498,6 +1029,24 @@
           <w:sz w:val="22"/>
         </w:rPr>
         <w:t xml:space="preserve"> — 16 vinetas.</w:t>
+      </w:r>
+    </w:p>
+    <w:p>
+      <w:r>
+        <w:rPr>
+          <w:b/>
+          <w:color w:val="4A4A49"/>
+          <w:sz w:val="22"/>
+        </w:rPr>
+        <w:t>[Slide 10] Guion de sustentacion: doce minutos cronometrados</w:t>
+      </w:r>
+      <w:r>
+        <w:rPr>
+          <w:b w:val="0"/>
+          <w:color w:val="4A4A49"/>
+          <w:sz w:val="22"/>
+        </w:rPr>
+        <w:t xml:space="preserve"> — 12 vinetas.</w:t>
       </w:r>
     </w:p>
     <w:p>

--- a/Seminario de Sistemas/Kit docente/Clase 14/Guion Docente Clase 14 - Preparacion de la sustentacion y cierre.docx
+++ b/Seminario de Sistemas/Kit docente/Clase 14/Guion Docente Clase 14 - Preparacion de la sustentacion y cierre.docx
@@ -1028,7 +1028,7 @@
           <w:color w:val="4A4A49"/>
           <w:sz w:val="22"/>
         </w:rPr>
-        <w:t xml:space="preserve"> — 16 vinetas.</w:t>
+        <w:t xml:space="preserve"> — 13 vinetas.</w:t>
       </w:r>
     </w:p>
     <w:p>
